--- a/parcial2-estacionamiento/evidencia/Universidad Mariano Gálvez de Guatemala.docx
+++ b/parcial2-estacionamiento/evidencia/Universidad Mariano Gálvez de Guatemala.docx
@@ -96,16 +96,6 @@
         <w:spacing w:after="0" w:line="240" w:lineRule="auto"/>
         <w:jc w:val="center"/>
         <w:rPr>
-          <w:rFonts w:ascii="Times New Roman" w:eastAsia="Times New Roman" w:hAnsi="Times New Roman" w:cs="Times New Roman"/>
-          <w:kern w:val="0"/>
-          <w:sz w:val="24"/>
-          <w:szCs w:val="24"/>
-          <w:lang w:val="es-MX" w:eastAsia="es-MX"/>
-          <w14:ligatures w14:val="none"/>
-        </w:rPr>
-      </w:pPr>
-      <w:r>
-        <w:rPr>
           <w:rFonts w:ascii="Aptos" w:eastAsia="Times New Roman" w:hAnsi="Aptos" w:cs="Times New Roman"/>
           <w:b/>
           <w:bCs/>
@@ -116,7 +106,45 @@
           <w:lang w:val="es-MX" w:eastAsia="es-MX"/>
           <w14:ligatures w14:val="none"/>
         </w:rPr>
+      </w:pPr>
+      <w:r>
+        <w:rPr>
+          <w:rFonts w:ascii="Aptos" w:eastAsia="Times New Roman" w:hAnsi="Aptos" w:cs="Times New Roman"/>
+          <w:b/>
+          <w:bCs/>
+          <w:color w:val="000000"/>
+          <w:kern w:val="0"/>
+          <w:sz w:val="32"/>
+          <w:szCs w:val="32"/>
+          <w:lang w:val="es-MX" w:eastAsia="es-MX"/>
+          <w14:ligatures w14:val="none"/>
+        </w:rPr>
         <w:t>Facultad de Ingeniería en Sistemas</w:t>
+      </w:r>
+    </w:p>
+    <w:p>
+      <w:pPr>
+        <w:spacing w:after="0" w:line="240" w:lineRule="auto"/>
+        <w:jc w:val="center"/>
+        <w:rPr>
+          <w:rFonts w:ascii="Times New Roman" w:eastAsia="Times New Roman" w:hAnsi="Times New Roman" w:cs="Times New Roman"/>
+          <w:kern w:val="0"/>
+          <w:sz w:val="24"/>
+          <w:szCs w:val="24"/>
+          <w:lang w:val="es-MX" w:eastAsia="es-MX"/>
+          <w14:ligatures w14:val="none"/>
+        </w:rPr>
+      </w:pPr>
+      <w:r>
+        <w:rPr>
+          <w:rFonts w:ascii="Times New Roman" w:eastAsia="Times New Roman" w:hAnsi="Times New Roman" w:cs="Times New Roman"/>
+          <w:kern w:val="0"/>
+          <w:sz w:val="24"/>
+          <w:szCs w:val="24"/>
+          <w:lang w:val="es-MX" w:eastAsia="es-MX"/>
+          <w14:ligatures w14:val="none"/>
+        </w:rPr>
+        <w:t>Parcial II – Parte práctica.</w:t>
       </w:r>
     </w:p>
     <w:p>
@@ -3248,9 +3276,9 @@
           <w:lang w:val="es-MX" w:eastAsia="es-MX"/>
         </w:rPr>
         <w:drawing>
-          <wp:inline distT="0" distB="0" distL="0" distR="0" wp14:anchorId="501FD842" wp14:editId="3C0FB2B6">
-            <wp:extent cx="5612130" cy="4843780"/>
-            <wp:effectExtent l="0" t="0" r="7620" b="0"/>
+          <wp:inline distT="0" distB="0" distL="0" distR="0" wp14:anchorId="501FD842" wp14:editId="4C8A9929">
+            <wp:extent cx="5457825" cy="4566714"/>
+            <wp:effectExtent l="0" t="0" r="0" b="5715"/>
             <wp:docPr id="2" name="Imagen 2"/>
             <wp:cNvGraphicFramePr>
               <a:graphicFrameLocks xmlns:a="http://schemas.openxmlformats.org/drawingml/2006/main" noChangeAspect="1"/>
@@ -3271,7 +3299,7 @@
                   <pic:spPr>
                     <a:xfrm>
                       <a:off x="0" y="0"/>
-                      <a:ext cx="5612130" cy="4843780"/>
+                      <a:ext cx="5459058" cy="4567746"/>
                     </a:xfrm>
                     <a:prstGeom prst="rect">
                       <a:avLst/>
@@ -3351,10 +3379,116 @@
           <w:lang w:val="es-MX" w:eastAsia="es-MX"/>
         </w:rPr>
       </w:pPr>
+    </w:p>
+    <w:p>
+      <w:pPr>
+        <w:rPr>
+          <w:lang w:val="es-MX" w:eastAsia="es-MX"/>
+        </w:rPr>
+      </w:pPr>
+    </w:p>
+    <w:p>
+      <w:pPr>
+        <w:rPr>
+          <w:lang w:val="es-MX" w:eastAsia="es-MX"/>
+        </w:rPr>
+      </w:pPr>
+    </w:p>
+    <w:p>
+      <w:pPr>
+        <w:rPr>
+          <w:lang w:val="es-MX" w:eastAsia="es-MX"/>
+        </w:rPr>
+      </w:pPr>
+    </w:p>
+    <w:p>
+      <w:pPr>
+        <w:rPr>
+          <w:lang w:val="es-MX" w:eastAsia="es-MX"/>
+        </w:rPr>
+      </w:pPr>
+    </w:p>
+    <w:p>
+      <w:pPr>
+        <w:rPr>
+          <w:lang w:val="es-MX" w:eastAsia="es-MX"/>
+        </w:rPr>
+      </w:pPr>
+    </w:p>
+    <w:p>
+      <w:pPr>
+        <w:rPr>
+          <w:lang w:val="es-MX" w:eastAsia="es-MX"/>
+        </w:rPr>
+      </w:pPr>
+    </w:p>
+    <w:p>
+      <w:pPr>
+        <w:rPr>
+          <w:lang w:val="es-MX" w:eastAsia="es-MX"/>
+        </w:rPr>
+      </w:pPr>
+    </w:p>
+    <w:p>
+      <w:pPr>
+        <w:rPr>
+          <w:lang w:val="es-MX" w:eastAsia="es-MX"/>
+        </w:rPr>
+      </w:pPr>
+    </w:p>
+    <w:p>
+      <w:pPr>
+        <w:rPr>
+          <w:lang w:val="es-MX" w:eastAsia="es-MX"/>
+        </w:rPr>
+      </w:pPr>
+    </w:p>
+    <w:p>
+      <w:pPr>
+        <w:rPr>
+          <w:lang w:val="es-MX" w:eastAsia="es-MX"/>
+        </w:rPr>
+      </w:pPr>
+    </w:p>
+    <w:p>
+      <w:pPr>
+        <w:rPr>
+          <w:lang w:val="es-MX" w:eastAsia="es-MX"/>
+        </w:rPr>
+      </w:pPr>
+    </w:p>
+    <w:p>
+      <w:pPr>
+        <w:rPr>
+          <w:lang w:val="es-MX" w:eastAsia="es-MX"/>
+        </w:rPr>
+      </w:pPr>
+    </w:p>
+    <w:p>
+      <w:pPr>
+        <w:rPr>
+          <w:lang w:val="es-MX" w:eastAsia="es-MX"/>
+        </w:rPr>
+      </w:pPr>
+    </w:p>
+    <w:p>
+      <w:pPr>
+        <w:rPr>
+          <w:lang w:val="es-MX" w:eastAsia="es-MX"/>
+        </w:rPr>
+      </w:pPr>
+    </w:p>
+    <w:p>
+      <w:pPr>
+        <w:rPr>
+          <w:lang w:val="es-MX" w:eastAsia="es-MX"/>
+        </w:rPr>
+      </w:pPr>
       <w:r>
         <w:rPr>
           <w:lang w:val="es-MX" w:eastAsia="es-MX"/>
         </w:rPr>
+        <w:lastRenderedPageBreak/>
         <w:t>Registro de automóvil</w:t>
       </w:r>
     </w:p>
@@ -3368,7 +3502,6 @@
         <w:rPr>
           <w:lang w:val="es-MX" w:eastAsia="es-MX"/>
         </w:rPr>
-        <w:lastRenderedPageBreak/>
         <w:drawing>
           <wp:inline distT="0" distB="0" distL="0" distR="0" wp14:anchorId="383047FB" wp14:editId="2F46362F">
             <wp:extent cx="3353268" cy="6268325"/>
@@ -3412,10 +3545,46 @@
           <w:lang w:val="es-MX" w:eastAsia="es-MX"/>
         </w:rPr>
       </w:pPr>
+    </w:p>
+    <w:p>
+      <w:pPr>
+        <w:rPr>
+          <w:lang w:val="es-MX" w:eastAsia="es-MX"/>
+        </w:rPr>
+      </w:pPr>
+    </w:p>
+    <w:p>
+      <w:pPr>
+        <w:rPr>
+          <w:lang w:val="es-MX" w:eastAsia="es-MX"/>
+        </w:rPr>
+      </w:pPr>
+    </w:p>
+    <w:p>
+      <w:pPr>
+        <w:rPr>
+          <w:lang w:val="es-MX" w:eastAsia="es-MX"/>
+        </w:rPr>
+      </w:pPr>
+    </w:p>
+    <w:p>
+      <w:pPr>
+        <w:rPr>
+          <w:lang w:val="es-MX" w:eastAsia="es-MX"/>
+        </w:rPr>
+      </w:pPr>
+    </w:p>
+    <w:p>
+      <w:pPr>
+        <w:rPr>
+          <w:lang w:val="es-MX" w:eastAsia="es-MX"/>
+        </w:rPr>
+      </w:pPr>
       <w:r>
         <w:rPr>
           <w:lang w:val="es-MX" w:eastAsia="es-MX"/>
         </w:rPr>
+        <w:lastRenderedPageBreak/>
         <w:t>Registro de motocicleta</w:t>
       </w:r>
     </w:p>
@@ -3429,7 +3598,6 @@
         <w:rPr>
           <w:lang w:val="es-MX" w:eastAsia="es-MX"/>
         </w:rPr>
-        <w:lastRenderedPageBreak/>
         <w:drawing>
           <wp:inline distT="0" distB="0" distL="0" distR="0" wp14:anchorId="23979A60" wp14:editId="0A0A1A56">
             <wp:extent cx="3353268" cy="6192114"/>
@@ -3473,10 +3641,53 @@
           <w:lang w:val="es-MX" w:eastAsia="es-MX"/>
         </w:rPr>
       </w:pPr>
+    </w:p>
+    <w:p>
+      <w:pPr>
+        <w:rPr>
+          <w:lang w:val="es-MX" w:eastAsia="es-MX"/>
+        </w:rPr>
+      </w:pPr>
+    </w:p>
+    <w:p>
+      <w:pPr>
+        <w:rPr>
+          <w:lang w:val="es-MX" w:eastAsia="es-MX"/>
+        </w:rPr>
+      </w:pPr>
+    </w:p>
+    <w:p>
+      <w:pPr>
+        <w:rPr>
+          <w:lang w:val="es-MX" w:eastAsia="es-MX"/>
+        </w:rPr>
+      </w:pPr>
+    </w:p>
+    <w:p>
+      <w:pPr>
+        <w:rPr>
+          <w:lang w:val="es-MX" w:eastAsia="es-MX"/>
+        </w:rPr>
+      </w:pPr>
+    </w:p>
+    <w:p>
+      <w:pPr>
+        <w:rPr>
+          <w:lang w:val="es-MX" w:eastAsia="es-MX"/>
+        </w:rPr>
+      </w:pPr>
+    </w:p>
+    <w:p>
+      <w:pPr>
+        <w:rPr>
+          <w:lang w:val="es-MX" w:eastAsia="es-MX"/>
+        </w:rPr>
+      </w:pPr>
       <w:r>
         <w:rPr>
           <w:lang w:val="es-MX" w:eastAsia="es-MX"/>
         </w:rPr>
+        <w:lastRenderedPageBreak/>
         <w:t>Intento de placa duplicada</w:t>
       </w:r>
     </w:p>
@@ -3490,7 +3701,6 @@
         <w:rPr>
           <w:lang w:val="es-MX" w:eastAsia="es-MX"/>
         </w:rPr>
-        <w:lastRenderedPageBreak/>
         <w:drawing>
           <wp:inline distT="0" distB="0" distL="0" distR="0" wp14:anchorId="7A2C82A8" wp14:editId="189D7074">
             <wp:extent cx="3458058" cy="4115374"/>
@@ -3534,10 +3744,102 @@
           <w:lang w:val="es-MX" w:eastAsia="es-MX"/>
         </w:rPr>
       </w:pPr>
+    </w:p>
+    <w:p>
+      <w:pPr>
+        <w:rPr>
+          <w:lang w:val="es-MX" w:eastAsia="es-MX"/>
+        </w:rPr>
+      </w:pPr>
+    </w:p>
+    <w:p>
+      <w:pPr>
+        <w:rPr>
+          <w:lang w:val="es-MX" w:eastAsia="es-MX"/>
+        </w:rPr>
+      </w:pPr>
+    </w:p>
+    <w:p>
+      <w:pPr>
+        <w:rPr>
+          <w:lang w:val="es-MX" w:eastAsia="es-MX"/>
+        </w:rPr>
+      </w:pPr>
+    </w:p>
+    <w:p>
+      <w:pPr>
+        <w:rPr>
+          <w:lang w:val="es-MX" w:eastAsia="es-MX"/>
+        </w:rPr>
+      </w:pPr>
+    </w:p>
+    <w:p>
+      <w:pPr>
+        <w:rPr>
+          <w:lang w:val="es-MX" w:eastAsia="es-MX"/>
+        </w:rPr>
+      </w:pPr>
+    </w:p>
+    <w:p>
+      <w:pPr>
+        <w:rPr>
+          <w:lang w:val="es-MX" w:eastAsia="es-MX"/>
+        </w:rPr>
+      </w:pPr>
+    </w:p>
+    <w:p>
+      <w:pPr>
+        <w:rPr>
+          <w:lang w:val="es-MX" w:eastAsia="es-MX"/>
+        </w:rPr>
+      </w:pPr>
+    </w:p>
+    <w:p>
+      <w:pPr>
+        <w:rPr>
+          <w:lang w:val="es-MX" w:eastAsia="es-MX"/>
+        </w:rPr>
+      </w:pPr>
+    </w:p>
+    <w:p>
+      <w:pPr>
+        <w:rPr>
+          <w:lang w:val="es-MX" w:eastAsia="es-MX"/>
+        </w:rPr>
+      </w:pPr>
+    </w:p>
+    <w:p>
+      <w:pPr>
+        <w:rPr>
+          <w:lang w:val="es-MX" w:eastAsia="es-MX"/>
+        </w:rPr>
+      </w:pPr>
+    </w:p>
+    <w:p>
+      <w:pPr>
+        <w:rPr>
+          <w:lang w:val="es-MX" w:eastAsia="es-MX"/>
+        </w:rPr>
+      </w:pPr>
+    </w:p>
+    <w:p>
+      <w:pPr>
+        <w:rPr>
+          <w:lang w:val="es-MX" w:eastAsia="es-MX"/>
+        </w:rPr>
+      </w:pPr>
+    </w:p>
+    <w:p>
+      <w:pPr>
+        <w:rPr>
+          <w:lang w:val="es-MX" w:eastAsia="es-MX"/>
+        </w:rPr>
+      </w:pPr>
       <w:r>
         <w:rPr>
           <w:lang w:val="es-MX" w:eastAsia="es-MX"/>
         </w:rPr>
+        <w:lastRenderedPageBreak/>
         <w:t>Búsqueda por placa</w:t>
       </w:r>
     </w:p>
@@ -3551,7 +3853,6 @@
         <w:rPr>
           <w:lang w:val="es-MX" w:eastAsia="es-MX"/>
         </w:rPr>
-        <w:lastRenderedPageBreak/>
         <w:drawing>
           <wp:inline distT="0" distB="0" distL="0" distR="0" wp14:anchorId="2839E666" wp14:editId="50489612">
             <wp:extent cx="3219899" cy="4734586"/>
@@ -3595,10 +3896,88 @@
           <w:lang w:val="es-MX" w:eastAsia="es-MX"/>
         </w:rPr>
       </w:pPr>
+    </w:p>
+    <w:p>
+      <w:pPr>
+        <w:rPr>
+          <w:lang w:val="es-MX" w:eastAsia="es-MX"/>
+        </w:rPr>
+      </w:pPr>
+    </w:p>
+    <w:p>
+      <w:pPr>
+        <w:rPr>
+          <w:lang w:val="es-MX" w:eastAsia="es-MX"/>
+        </w:rPr>
+      </w:pPr>
+    </w:p>
+    <w:p>
+      <w:pPr>
+        <w:rPr>
+          <w:lang w:val="es-MX" w:eastAsia="es-MX"/>
+        </w:rPr>
+      </w:pPr>
+    </w:p>
+    <w:p>
+      <w:pPr>
+        <w:rPr>
+          <w:lang w:val="es-MX" w:eastAsia="es-MX"/>
+        </w:rPr>
+      </w:pPr>
+    </w:p>
+    <w:p>
+      <w:pPr>
+        <w:rPr>
+          <w:lang w:val="es-MX" w:eastAsia="es-MX"/>
+        </w:rPr>
+      </w:pPr>
+    </w:p>
+    <w:p>
+      <w:pPr>
+        <w:rPr>
+          <w:lang w:val="es-MX" w:eastAsia="es-MX"/>
+        </w:rPr>
+      </w:pPr>
+    </w:p>
+    <w:p>
+      <w:pPr>
+        <w:rPr>
+          <w:lang w:val="es-MX" w:eastAsia="es-MX"/>
+        </w:rPr>
+      </w:pPr>
+    </w:p>
+    <w:p>
+      <w:pPr>
+        <w:rPr>
+          <w:lang w:val="es-MX" w:eastAsia="es-MX"/>
+        </w:rPr>
+      </w:pPr>
+    </w:p>
+    <w:p>
+      <w:pPr>
+        <w:rPr>
+          <w:lang w:val="es-MX" w:eastAsia="es-MX"/>
+        </w:rPr>
+      </w:pPr>
+    </w:p>
+    <w:p>
+      <w:pPr>
+        <w:rPr>
+          <w:lang w:val="es-MX" w:eastAsia="es-MX"/>
+        </w:rPr>
+      </w:pPr>
+    </w:p>
+    <w:p>
+      <w:pPr>
+        <w:rPr>
+          <w:lang w:val="es-MX" w:eastAsia="es-MX"/>
+        </w:rPr>
+      </w:pPr>
       <w:r>
         <w:rPr>
           <w:lang w:val="es-MX" w:eastAsia="es-MX"/>
         </w:rPr>
+        <w:lastRenderedPageBreak/>
         <w:t>Listado de vehículos</w:t>
       </w:r>
     </w:p>
@@ -3612,7 +3991,6 @@
         <w:rPr>
           <w:lang w:val="es-MX" w:eastAsia="es-MX"/>
         </w:rPr>
-        <w:lastRenderedPageBreak/>
         <w:drawing>
           <wp:inline distT="0" distB="0" distL="0" distR="0" wp14:anchorId="798E5188" wp14:editId="63DAB967">
             <wp:extent cx="3496163" cy="6030167"/>
@@ -3656,10 +4034,53 @@
           <w:lang w:val="es-MX" w:eastAsia="es-MX"/>
         </w:rPr>
       </w:pPr>
+    </w:p>
+    <w:p>
+      <w:pPr>
+        <w:rPr>
+          <w:lang w:val="es-MX" w:eastAsia="es-MX"/>
+        </w:rPr>
+      </w:pPr>
+    </w:p>
+    <w:p>
+      <w:pPr>
+        <w:rPr>
+          <w:lang w:val="es-MX" w:eastAsia="es-MX"/>
+        </w:rPr>
+      </w:pPr>
+    </w:p>
+    <w:p>
+      <w:pPr>
+        <w:rPr>
+          <w:lang w:val="es-MX" w:eastAsia="es-MX"/>
+        </w:rPr>
+      </w:pPr>
+    </w:p>
+    <w:p>
+      <w:pPr>
+        <w:rPr>
+          <w:lang w:val="es-MX" w:eastAsia="es-MX"/>
+        </w:rPr>
+      </w:pPr>
+    </w:p>
+    <w:p>
+      <w:pPr>
+        <w:rPr>
+          <w:lang w:val="es-MX" w:eastAsia="es-MX"/>
+        </w:rPr>
+      </w:pPr>
+    </w:p>
+    <w:p>
+      <w:pPr>
+        <w:rPr>
+          <w:lang w:val="es-MX" w:eastAsia="es-MX"/>
+        </w:rPr>
+      </w:pPr>
       <w:r>
         <w:rPr>
           <w:lang w:val="es-MX" w:eastAsia="es-MX"/>
         </w:rPr>
+        <w:lastRenderedPageBreak/>
         <w:t>Total, recaudado</w:t>
       </w:r>
     </w:p>
@@ -3673,7 +4094,6 @@
         <w:rPr>
           <w:lang w:val="es-MX" w:eastAsia="es-MX"/>
         </w:rPr>
-        <w:lastRenderedPageBreak/>
         <w:drawing>
           <wp:inline distT="0" distB="0" distL="0" distR="0" wp14:anchorId="56E22951" wp14:editId="3D57EEEE">
             <wp:extent cx="3057952" cy="3077004"/>
@@ -3777,10 +4197,39 @@
           <w:lang w:val="es-MX" w:eastAsia="es-MX"/>
         </w:rPr>
       </w:pPr>
+    </w:p>
+    <w:p>
+      <w:pPr>
+        <w:rPr>
+          <w:lang w:val="es-MX" w:eastAsia="es-MX"/>
+        </w:rPr>
+      </w:pPr>
+    </w:p>
+    <w:p>
+      <w:pPr>
+        <w:rPr>
+          <w:lang w:val="es-MX" w:eastAsia="es-MX"/>
+        </w:rPr>
+      </w:pPr>
+    </w:p>
+    <w:p>
+      <w:pPr>
+        <w:rPr>
+          <w:lang w:val="es-MX" w:eastAsia="es-MX"/>
+        </w:rPr>
+      </w:pPr>
+    </w:p>
+    <w:p>
+      <w:pPr>
+        <w:rPr>
+          <w:lang w:val="es-MX" w:eastAsia="es-MX"/>
+        </w:rPr>
+      </w:pPr>
       <w:r>
         <w:rPr>
           <w:lang w:val="es-MX" w:eastAsia="es-MX"/>
         </w:rPr>
+        <w:lastRenderedPageBreak/>
         <w:t>Manejo de una entrada inválida</w:t>
       </w:r>
     </w:p>
@@ -3794,7 +4243,6 @@
         <w:rPr>
           <w:lang w:val="es-MX" w:eastAsia="es-MX"/>
         </w:rPr>
-        <w:lastRenderedPageBreak/>
         <w:drawing>
           <wp:inline distT="0" distB="0" distL="0" distR="0" wp14:anchorId="23204066" wp14:editId="27533E7B">
             <wp:extent cx="2410161" cy="1343212"/>
@@ -3878,12 +4326,19 @@
           </wp:inline>
         </w:drawing>
       </w:r>
+      <w:r>
+        <w:rPr>
+          <w:lang w:val="es-MX" w:eastAsia="es-MX"/>
+        </w:rPr>
+        <w:br w:type="page"/>
+      </w:r>
     </w:p>
     <w:p>
       <w:pPr>
         <w:pStyle w:val="Ttulo1"/>
       </w:pPr>
       <w:r>
+        <w:lastRenderedPageBreak/>
         <w:t>Evidencia PostgreSQL</w:t>
       </w:r>
     </w:p>
@@ -3894,7 +4349,6 @@
     </w:p>
     <w:p>
       <w:r>
-        <w:lastRenderedPageBreak/>
         <w:drawing>
           <wp:inline distT="0" distB="0" distL="0" distR="0" wp14:anchorId="32542838" wp14:editId="6197C535">
             <wp:extent cx="2467319" cy="5772956"/>
@@ -3932,14 +4386,19 @@
         </w:drawing>
       </w:r>
     </w:p>
+    <w:p/>
+    <w:p/>
+    <w:p/>
+    <w:p/>
+    <w:p/>
     <w:p>
       <w:r>
+        <w:lastRenderedPageBreak/>
         <w:t>Tabla creada</w:t>
       </w:r>
     </w:p>
     <w:p>
       <w:r>
-        <w:lastRenderedPageBreak/>
         <w:drawing>
           <wp:inline distT="0" distB="0" distL="0" distR="0" wp14:anchorId="35602B93" wp14:editId="1837DA1F">
             <wp:extent cx="5612130" cy="2160905"/>
@@ -4802,6 +5261,74 @@
                     <a:xfrm>
                       <a:off x="0" y="0"/>
                       <a:ext cx="5612130" cy="815340"/>
+                    </a:xfrm>
+                    <a:prstGeom prst="rect">
+                      <a:avLst/>
+                    </a:prstGeom>
+                  </pic:spPr>
+                </pic:pic>
+              </a:graphicData>
+            </a:graphic>
+          </wp:inline>
+        </w:drawing>
+      </w:r>
+    </w:p>
+    <w:p>
+      <w:r>
+        <w:br w:type="page"/>
+      </w:r>
+    </w:p>
+    <w:p>
+      <w:pPr>
+        <w:pStyle w:val="Ttulo1"/>
+      </w:pPr>
+      <w:r>
+        <w:lastRenderedPageBreak/>
+        <w:t>Evidencia GitHub</w:t>
+      </w:r>
+    </w:p>
+    <w:p>
+      <w:hyperlink r:id="rId40" w:history="1">
+        <w:r>
+          <w:rPr>
+            <w:rStyle w:val="Hipervnculo"/>
+          </w:rPr>
+          <w:t>https://github.com/joshua26if-sudo/Programaci-n-ii-2026/tree/main/parcial2-estacionamiento</w:t>
+        </w:r>
+      </w:hyperlink>
+    </w:p>
+    <w:p>
+      <w:pPr>
+        <w:rPr>
+          <w:u w:val="single"/>
+        </w:rPr>
+      </w:pPr>
+      <w:r>
+        <w:drawing>
+          <wp:inline distT="0" distB="0" distL="0" distR="0" wp14:anchorId="120BDA68" wp14:editId="2EB63360">
+            <wp:extent cx="5612130" cy="1635760"/>
+            <wp:effectExtent l="0" t="0" r="7620" b="2540"/>
+            <wp:docPr id="50" name="Imagen 50"/>
+            <wp:cNvGraphicFramePr>
+              <a:graphicFrameLocks xmlns:a="http://schemas.openxmlformats.org/drawingml/2006/main" noChangeAspect="1"/>
+            </wp:cNvGraphicFramePr>
+            <a:graphic xmlns:a="http://schemas.openxmlformats.org/drawingml/2006/main">
+              <a:graphicData uri="http://schemas.openxmlformats.org/drawingml/2006/picture">
+                <pic:pic xmlns:pic="http://schemas.openxmlformats.org/drawingml/2006/picture">
+                  <pic:nvPicPr>
+                    <pic:cNvPr id="1" name=""/>
+                    <pic:cNvPicPr/>
+                  </pic:nvPicPr>
+                  <pic:blipFill>
+                    <a:blip r:embed="rId41"/>
+                    <a:stretch>
+                      <a:fillRect/>
+                    </a:stretch>
+                  </pic:blipFill>
+                  <pic:spPr>
+                    <a:xfrm>
+                      <a:off x="0" y="0"/>
+                      <a:ext cx="5612130" cy="1635760"/>
                     </a:xfrm>
                     <a:prstGeom prst="rect">
                       <a:avLst/>
@@ -8874,6 +9401,29 @@
     <w:basedOn w:val="Fuentedeprrafopredeter"/>
     <w:rsid w:val="00577BFB"/>
   </w:style>
+  <w:style w:type="character" w:styleId="Hipervnculo">
+    <w:name w:val="Hyperlink"/>
+    <w:basedOn w:val="Fuentedeprrafopredeter"/>
+    <w:uiPriority w:val="99"/>
+    <w:unhideWhenUsed/>
+    <w:rsid w:val="00E17E79"/>
+    <w:rPr>
+      <w:color w:val="0563C1" w:themeColor="hyperlink"/>
+      <w:u w:val="single"/>
+    </w:rPr>
+  </w:style>
+  <w:style w:type="character" w:styleId="Mencinsinresolver">
+    <w:name w:val="Unresolved Mention"/>
+    <w:basedOn w:val="Fuentedeprrafopredeter"/>
+    <w:uiPriority w:val="99"/>
+    <w:semiHidden/>
+    <w:unhideWhenUsed/>
+    <w:rsid w:val="00E17E79"/>
+    <w:rPr>
+      <w:color w:val="605E5C"/>
+      <w:shd w:val="clear" w:color="auto" w:fill="E1DFDD"/>
+    </w:rPr>
+  </w:style>
 </w:styles>
 </file>
 
